--- a/Research_Plan_eHealth_Adoption.docx
+++ b/Research_Plan_eHealth_Adoption.docx
@@ -77,7 +77,15 @@
           <w:sz w:val="20"/>
           <w:szCs w:val="20"/>
         </w:rPr>
-        <w:t xml:space="preserve">Prepared for: Dr. Adams  |  Date: April 29, 2026</w:t>
+        <w:t>Prepared for: Joshua Adams, D.I.T.  |  Date: April 29, 2026</w:t>
+      </w:r>
+    </w:p>
+    <w:p>
+      <w:r>
+        <w:rPr>
+          <w:i/>
+        </w:rPr>
+        <w:t>Update note (post-revision): The manuscript has been substantively revised since this plan was drafted. Stub sections (Introduction, Background, Conclusion, Abstract) have been expanded; the formal search strategy is documented in notes/search-strategy.md and Supplementary File S1; PRISMA Figure 1 and Table 2 counts have been synchronised with the seed-set tracker (prisma/prisma-counts.xlsx). Submission target updated to IJMI Reviews article type (4,000-word full-text limit). Status assessments below reflect the pre-revision state and are retained as a historical record.</w:t>
       </w:r>
     </w:p>
     <w:p>
@@ -2175,7 +2183,7 @@
           <w:sz w:val="20"/>
           <w:szCs w:val="20"/>
         </w:rPr>
-        <w:t xml:space="preserve">Note: The PRISMA flow counts currently in the manuscript (8,000 → 4,500 → 400 → 120) are placeholder values. Until the formal search is executed, these figures should be retained as illustrative projections in the manuscript, with an explicit footnote or methods note acknowledging that final counts will be reported post-search. Alternatively, this may be framed as a registered systematic review protocol.</w:t>
+        <w:t>Note: The PRISMA flow counts in the manuscript have been updated to align with the seed-set tracker (424 identified → 394 unique → 41 full-text assessed → 17 retained, plus 4 cases). These remain seed-set estimates pending formal database execution; the figures will be refreshed once the formal search is run.ctions in the manuscript, with an explicit footnote or methods note acknowledging that final counts will be reported post-search. Alternatively, this may be framed as a registered systematic review protocol.</w:t>
       </w:r>
     </w:p>
     <w:p>
@@ -5794,7 +5802,7 @@
           <w:sz w:val="20"/>
           <w:szCs w:val="20"/>
         </w:rPr>
-        <w:t xml:space="preserve">Word limit: typically 6,000–8,000 words (excluding references); the current manuscript draft targets this range</w:t>
+        <w:t>Word limit (IJMI Reviews/qualitative-studies article type): 4,000 words for the full text, 300 for the abstract, max 4 tables, max 3 figures, plus a 2–4 bullet Summary Table — see IJMI author guidelines for the full list of constraints.</w:t>
       </w:r>
     </w:p>
     <w:p>

--- a/Research_Plan_eHealth_Adoption.docx
+++ b/Research_Plan_eHealth_Adoption.docx
@@ -85,7 +85,7 @@
         <w:rPr>
           <w:i/>
         </w:rPr>
-        <w:t>Update note (post-revision): The manuscript has been substantively revised since this plan was drafted. Stub sections (Introduction, Background, Conclusion, Abstract) have been expanded; the formal search strategy is documented in notes/search-strategy.md and Supplementary File S1; PRISMA Figure 1 and Table 2 counts have been synchronised with the seed-set tracker (prisma/prisma-counts.xlsx). Submission target updated to IJMI Reviews article type (4,000-word full-text limit). Status assessments below reflect the pre-revision state and are retained as a historical record.</w:t>
+        <w:t>Update note (post-revision): The manuscript has been substantively revised since this plan was drafted. Stub sections (Introduction, Background, Conclusion, Abstract) have been expanded; the formal search strategy is documented in notes/search-strategy.md and Supplementary File S1; PRISMA Figure 1 and Table 2 counts have been synchronised with the seed-set tracker (prisma/prisma-counts.xlsx). Submission target updated to IJMI Reviews article type (4,000-word full-text limit). Status assessments below reflect the pre-revision state and are retained as a historical record. Hybrid revision (June 2026): the Adoption = f(U,T,I,O) relationship is now framed as a conceptual statement of dependence, and an explicit, equal-weighted U-T-I-O Alignment Index (ordinal-derived, 0–1 scale) is now a standing methodological element used for cross-case comparison; the model is presented throughout as a diagnostic readiness framework, not a validated predictor. In the same pass the table/figure budget was brought within IJMI limits (3 tables, 2 figures; the Alignment Index is now Figure 2, and three reference tables were moved to Supplementary Materials), and the body text was trimmed toward the 4,000-word limit.</w:t>
       </w:r>
     </w:p>
     <w:p>
@@ -407,7 +407,7 @@
           <w:sz w:val="20"/>
           <w:szCs w:val="20"/>
         </w:rPr>
-        <w:t xml:space="preserve">The U-T-I-O Model is the central intellectual contribution of this work. Every editorial decision — which sections to expand, which journal to target, how to frame the discussion — should protect and highlight this contribution.</w:t>
+        <w:t xml:space="preserve">The U-T-I-O Model is the central intellectual contribution of this work. Every editorial decision — which sections to expand, which journal to target, how to frame the discussion — should protect and highlight this contribution. The framework-versus-evaluation-model question raised in review is resolved via a hybrid: U-T-I-O remains a diagnostic framework, with its categorical domain ratings additionally expressed as an explicit, equal-weighted U-T-I-O Alignment Index (0–1 scale) that supplies the scored, comparable output reviewers expected, without overclaiming predictive validity.</w:t>
       </w:r>
     </w:p>
     <w:p>
@@ -1355,7 +1355,7 @@
                 <w:sz w:val="18"/>
                 <w:szCs w:val="18"/>
               </w:rPr>
-              <w:t xml:space="preserve">Three RQs are clearly articulated and well-aligned with the U-T-I-O framework. No changes needed.</w:t>
+              <w:t xml:space="preserve">Three RQs are clearly articulated and well-aligned with the U-T-I-O framework. Reworded per reviewer guidance: RQ1 now asks which determinants most significantly (not “consistently”) influence adoption; RQ2 drops “real-world” (now “…reflected in implementations”); RQ3 asks how determinants can be consolidated into a broad-based adoption model (replacing “synthesized into a reusable model”). Wording is propagated to research_questions.tex and the Discussion restatements.</w:t>
             </w:r>
           </w:p>
         </w:tc>
@@ -1460,7 +1460,7 @@
                 <w:sz w:val="18"/>
                 <w:szCs w:val="18"/>
               </w:rPr>
-              <w:t xml:space="preserve">Structure is solid (PRISMA, inclusion/exclusion, cases, model). Needs: (1) formal search query strings for PubMed, IEEE Xplore, and Scopus; (2) narrative PRISMA flow count (placeholder figures need resolution); (3) data extraction procedure description; (4) inter-rater reliability or quality assessment statement; (5) rationale for case selection. Target: add ~400–600 words.</w:t>
+              <w:t xml:space="preserve">Structure is solid (PRISMA, inclusion/exclusion, cases, model). Largely resolved: formal search query strings added (Supplementary File S1); PRISMA flow counts synchronised; data-extraction procedure and an AI-assisted second-rater inter-rater check documented (Supplementary File S4); explicit case-selection rationale added (Estonia as high-alignment anchor; VA and DoD treated as one paired case on the shared Oracle Health Millennium platform). The Analytical Model now reframes the equation as conceptual and adds a U-T-I-O Alignment Index subsection (Eq. 2, equidistant ordinal-to-numeric mapping, and three interpretation constraints). Remaining methods work folded into the word-count trim.</w:t>
             </w:r>
           </w:p>
         </w:tc>
@@ -1565,7 +1565,7 @@
                 <w:sz w:val="18"/>
                 <w:szCs w:val="18"/>
               </w:rPr>
-              <w:t xml:space="preserve">The core content is present: four-domain synthesis and case comparison table are solid. Needs: (1) opening paragraph quantifying the evidence base; (2) more narrative depth on each UTIO domain; (3) explicit connection between systematic review findings and case findings; (4) transition into synthesis section. Target: add ~300–400 words.</w:t>
+              <w:t xml:space="preserve">The core content is present: four-domain synthesis and case comparison table are solid. Updated: opening paragraph now quantifies the evidence base; a new “U-T-I-O Alignment Index” subsection summarises each case on a 0–1 scale, rendered as Figure 2 (Estonia 1.00; ONC HIE and NHS 0.83; VA/DoD 0.50); the synthesis narrative now weaves these index values, and the bare repeated equation has been removed.</w:t>
             </w:r>
           </w:p>
         </w:tc>
@@ -8080,6 +8080,423 @@
           </w:p>
         </w:tc>
       </w:tr>
+      <w:tr>
+        <w:tc>
+          <w:tcPr>
+            <w:tcW w:type="dxa" w:w="500"/>
+            <w:tcBorders>
+              <w:top w:val="single" w:color="CCCCCC" w:sz="1"/>
+              <w:left w:val="single" w:color="CCCCCC" w:sz="1"/>
+              <w:bottom w:val="single" w:color="CCCCCC" w:sz="1"/>
+              <w:right w:val="single" w:color="CCCCCC" w:sz="1"/>
+            </w:tcBorders>
+            <w:shd w:fill="375623" w:val="clear"/>
+            <w:tcMar>
+              <w:top w:type="dxa" w:w="80"/>
+              <w:left w:type="dxa" w:w="80"/>
+              <w:bottom w:type="dxa" w:w="80"/>
+              <w:right w:type="dxa" w:w="80"/>
+            </w:tcMar>
+            <w:vAlign w:val="center"/>
+          </w:tcPr>
+          <w:p>
+            <w:pPr>
+              <w:jc w:val="center"/>
+            </w:pPr>
+            <w:r>
+              <w:rPr>
+                <w:rFonts w:ascii="Arial" w:cs="Arial" w:eastAsia="Arial" w:hAnsi="Arial"/>
+                <w:b/>
+                <w:bCs/>
+                <w:color w:val="FFFFFF"/>
+                <w:sz w:val="20"/>
+                <w:szCs w:val="20"/>
+              </w:rPr>
+              <w:t xml:space="preserve">✓</w:t>
+            </w:r>
+          </w:p>
+        </w:tc>
+        <w:tc>
+          <w:tcPr>
+            <w:tcW w:type="dxa" w:w="4460"/>
+            <w:tcBorders>
+              <w:top w:val="single" w:color="CCCCCC" w:sz="1"/>
+              <w:left w:val="single" w:color="CCCCCC" w:sz="1"/>
+              <w:bottom w:val="single" w:color="CCCCCC" w:sz="1"/>
+              <w:right w:val="single" w:color="CCCCCC" w:sz="1"/>
+            </w:tcBorders>
+            <w:shd w:fill="E8F5E9" w:val="clear"/>
+            <w:tcMar>
+              <w:top w:type="dxa" w:w="80"/>
+              <w:left w:type="dxa" w:w="120"/>
+              <w:bottom w:type="dxa" w:w="80"/>
+              <w:right w:type="dxa" w:w="120"/>
+            </w:tcMar>
+            <w:vAlign w:val="top"/>
+          </w:tcPr>
+          <w:p>
+            <w:pPr>
+              <w:jc w:val="left"/>
+            </w:pPr>
+            <w:r>
+              <w:rPr>
+                <w:b w:val="false"/>
+                <w:bCs w:val="false"/>
+                <w:color w:val="000000"/>
+                <w:sz w:val="18"/>
+                <w:szCs w:val="18"/>
+              </w:rPr>
+              <w:t xml:space="preserve">Convert U-T-I-O Alignment Index to a figure (hybrid revision)</w:t>
+            </w:r>
+          </w:p>
+        </w:tc>
+        <w:tc>
+          <w:tcPr>
+            <w:tcW w:type="dxa" w:w="1300"/>
+            <w:tcBorders>
+              <w:top w:val="single" w:color="CCCCCC" w:sz="1"/>
+              <w:left w:val="single" w:color="CCCCCC" w:sz="1"/>
+              <w:bottom w:val="single" w:color="CCCCCC" w:sz="1"/>
+              <w:right w:val="single" w:color="CCCCCC" w:sz="1"/>
+            </w:tcBorders>
+            <w:shd w:fill="E8F5E9" w:val="clear"/>
+            <w:tcMar>
+              <w:top w:type="dxa" w:w="80"/>
+              <w:left w:type="dxa" w:w="120"/>
+              <w:bottom w:type="dxa" w:w="80"/>
+              <w:right w:type="dxa" w:w="120"/>
+            </w:tcMar>
+            <w:vAlign w:val="top"/>
+          </w:tcPr>
+          <w:p>
+            <w:pPr>
+              <w:jc w:val="center"/>
+            </w:pPr>
+            <w:r>
+              <w:rPr>
+                <w:b/>
+                <w:bCs/>
+                <w:color w:val="375623"/>
+                <w:sz w:val="18"/>
+                <w:szCs w:val="18"/>
+              </w:rPr>
+              <w:t xml:space="preserve">Done</w:t>
+            </w:r>
+          </w:p>
+        </w:tc>
+        <w:tc>
+          <w:tcPr>
+            <w:tcW w:type="dxa" w:w="3100"/>
+            <w:tcBorders>
+              <w:top w:val="single" w:color="CCCCCC" w:sz="1"/>
+              <w:left w:val="single" w:color="CCCCCC" w:sz="1"/>
+              <w:bottom w:val="single" w:color="CCCCCC" w:sz="1"/>
+              <w:right w:val="single" w:color="CCCCCC" w:sz="1"/>
+            </w:tcBorders>
+            <w:shd w:fill="E8F5E9" w:val="clear"/>
+            <w:tcMar>
+              <w:top w:type="dxa" w:w="80"/>
+              <w:left w:type="dxa" w:w="120"/>
+              <w:bottom w:type="dxa" w:w="80"/>
+              <w:right w:type="dxa" w:w="120"/>
+            </w:tcMar>
+            <w:vAlign w:val="top"/>
+          </w:tcPr>
+          <w:p>
+            <w:pPr>
+              <w:jc w:val="left"/>
+            </w:pPr>
+            <w:r>
+              <w:rPr>
+                <w:b w:val="false"/>
+                <w:bCs w:val="false"/>
+                <w:color w:val="000000"/>
+                <w:sz w:val="18"/>
+                <w:szCs w:val="18"/>
+              </w:rPr>
+              <w:t xml:space="preserve">RESOLVED — now Figure 2 (Estonia 1.00; ONC HIE/NHS 0.83; VA/DoD 0.50); replaces former Table 5.</w:t>
+            </w:r>
+          </w:p>
+        </w:tc>
+      </w:tr>
+      <w:tr>
+        <w:tc>
+          <w:tcPr>
+            <w:tcW w:type="dxa" w:w="500"/>
+            <w:tcBorders>
+              <w:top w:val="single" w:color="CCCCCC" w:sz="1"/>
+              <w:left w:val="single" w:color="CCCCCC" w:sz="1"/>
+              <w:bottom w:val="single" w:color="CCCCCC" w:sz="1"/>
+              <w:right w:val="single" w:color="CCCCCC" w:sz="1"/>
+            </w:tcBorders>
+            <w:shd w:fill="375623" w:val="clear"/>
+            <w:tcMar>
+              <w:top w:type="dxa" w:w="80"/>
+              <w:left w:type="dxa" w:w="80"/>
+              <w:bottom w:type="dxa" w:w="80"/>
+              <w:right w:type="dxa" w:w="80"/>
+            </w:tcMar>
+            <w:vAlign w:val="center"/>
+          </w:tcPr>
+          <w:p>
+            <w:pPr>
+              <w:jc w:val="center"/>
+            </w:pPr>
+            <w:r>
+              <w:rPr>
+                <w:rFonts w:ascii="Arial" w:cs="Arial" w:eastAsia="Arial" w:hAnsi="Arial"/>
+                <w:b/>
+                <w:bCs/>
+                <w:color w:val="FFFFFF"/>
+                <w:sz w:val="20"/>
+                <w:szCs w:val="20"/>
+              </w:rPr>
+              <w:t xml:space="preserve">✓</w:t>
+            </w:r>
+          </w:p>
+        </w:tc>
+        <w:tc>
+          <w:tcPr>
+            <w:tcW w:type="dxa" w:w="4460"/>
+            <w:tcBorders>
+              <w:top w:val="single" w:color="CCCCCC" w:sz="1"/>
+              <w:left w:val="single" w:color="CCCCCC" w:sz="1"/>
+              <w:bottom w:val="single" w:color="CCCCCC" w:sz="1"/>
+              <w:right w:val="single" w:color="CCCCCC" w:sz="1"/>
+            </w:tcBorders>
+            <w:shd w:fill="E8F5E9" w:val="clear"/>
+            <w:tcMar>
+              <w:top w:type="dxa" w:w="80"/>
+              <w:left w:type="dxa" w:w="120"/>
+              <w:bottom w:type="dxa" w:w="80"/>
+              <w:right w:type="dxa" w:w="120"/>
+            </w:tcMar>
+            <w:vAlign w:val="top"/>
+          </w:tcPr>
+          <w:p>
+            <w:pPr>
+              <w:jc w:val="left"/>
+            </w:pPr>
+            <w:r>
+              <w:rPr>
+                <w:b w:val="false"/>
+                <w:bCs w:val="false"/>
+                <w:color w:val="000000"/>
+                <w:sz w:val="18"/>
+                <w:szCs w:val="18"/>
+              </w:rPr>
+              <w:t xml:space="preserve">Table/figure budget triage (max 4 tables / 3 figures)</w:t>
+            </w:r>
+          </w:p>
+        </w:tc>
+        <w:tc>
+          <w:tcPr>
+            <w:tcW w:type="dxa" w:w="1300"/>
+            <w:tcBorders>
+              <w:top w:val="single" w:color="CCCCCC" w:sz="1"/>
+              <w:left w:val="single" w:color="CCCCCC" w:sz="1"/>
+              <w:bottom w:val="single" w:color="CCCCCC" w:sz="1"/>
+              <w:right w:val="single" w:color="CCCCCC" w:sz="1"/>
+            </w:tcBorders>
+            <w:shd w:fill="E8F5E9" w:val="clear"/>
+            <w:tcMar>
+              <w:top w:type="dxa" w:w="80"/>
+              <w:left w:type="dxa" w:w="120"/>
+              <w:bottom w:type="dxa" w:w="80"/>
+              <w:right w:type="dxa" w:w="120"/>
+            </w:tcMar>
+            <w:vAlign w:val="top"/>
+          </w:tcPr>
+          <w:p>
+            <w:pPr>
+              <w:jc w:val="center"/>
+            </w:pPr>
+            <w:r>
+              <w:rPr>
+                <w:b/>
+                <w:bCs/>
+                <w:color w:val="375623"/>
+                <w:sz w:val="18"/>
+                <w:szCs w:val="18"/>
+              </w:rPr>
+              <w:t xml:space="preserve">Done</w:t>
+            </w:r>
+          </w:p>
+        </w:tc>
+        <w:tc>
+          <w:tcPr>
+            <w:tcW w:type="dxa" w:w="3100"/>
+            <w:tcBorders>
+              <w:top w:val="single" w:color="CCCCCC" w:sz="1"/>
+              <w:left w:val="single" w:color="CCCCCC" w:sz="1"/>
+              <w:bottom w:val="single" w:color="CCCCCC" w:sz="1"/>
+              <w:right w:val="single" w:color="CCCCCC" w:sz="1"/>
+            </w:tcBorders>
+            <w:shd w:fill="E8F5E9" w:val="clear"/>
+            <w:tcMar>
+              <w:top w:type="dxa" w:w="80"/>
+              <w:left w:type="dxa" w:w="120"/>
+              <w:bottom w:type="dxa" w:w="80"/>
+              <w:right w:type="dxa" w:w="120"/>
+            </w:tcMar>
+            <w:vAlign w:val="top"/>
+          </w:tcPr>
+          <w:p>
+            <w:pPr>
+              <w:jc w:val="left"/>
+            </w:pPr>
+            <w:r>
+              <w:rPr>
+                <w:b w:val="false"/>
+                <w:bCs w:val="false"/>
+                <w:color w:val="000000"/>
+                <w:sz w:val="18"/>
+                <w:szCs w:val="18"/>
+              </w:rPr>
+              <w:t xml:space="preserve">RESOLVED — body now 3 tables, 2 figures; Rating Scale, Coding Schema, and Source-to-Domain Mapping tables moved to Supplementary Materials.</w:t>
+            </w:r>
+          </w:p>
+        </w:tc>
+      </w:tr>
+      <w:tr>
+        <w:tc>
+          <w:tcPr>
+            <w:tcW w:type="dxa" w:w="500"/>
+            <w:tcBorders>
+              <w:top w:val="single" w:color="CCCCCC" w:sz="1"/>
+              <w:left w:val="single" w:color="CCCCCC" w:sz="1"/>
+              <w:bottom w:val="single" w:color="CCCCCC" w:sz="1"/>
+              <w:right w:val="single" w:color="CCCCCC" w:sz="1"/>
+            </w:tcBorders>
+            <w:shd w:fill="375623" w:val="clear"/>
+            <w:tcMar>
+              <w:top w:type="dxa" w:w="80"/>
+              <w:left w:type="dxa" w:w="80"/>
+              <w:bottom w:type="dxa" w:w="80"/>
+              <w:right w:type="dxa" w:w="80"/>
+            </w:tcMar>
+            <w:vAlign w:val="center"/>
+          </w:tcPr>
+          <w:p>
+            <w:pPr>
+              <w:jc w:val="center"/>
+            </w:pPr>
+            <w:r>
+              <w:rPr>
+                <w:rFonts w:ascii="Arial" w:cs="Arial" w:eastAsia="Arial" w:hAnsi="Arial"/>
+                <w:b/>
+                <w:bCs/>
+                <w:color w:val="FFFFFF"/>
+                <w:sz w:val="20"/>
+                <w:szCs w:val="20"/>
+              </w:rPr>
+              <w:t xml:space="preserve">✓</w:t>
+            </w:r>
+          </w:p>
+        </w:tc>
+        <w:tc>
+          <w:tcPr>
+            <w:tcW w:type="dxa" w:w="4460"/>
+            <w:tcBorders>
+              <w:top w:val="single" w:color="CCCCCC" w:sz="1"/>
+              <w:left w:val="single" w:color="CCCCCC" w:sz="1"/>
+              <w:bottom w:val="single" w:color="CCCCCC" w:sz="1"/>
+              <w:right w:val="single" w:color="CCCCCC" w:sz="1"/>
+            </w:tcBorders>
+            <w:shd w:fill="E8F5E9" w:val="clear"/>
+            <w:tcMar>
+              <w:top w:type="dxa" w:w="80"/>
+              <w:left w:type="dxa" w:w="120"/>
+              <w:bottom w:type="dxa" w:w="80"/>
+              <w:right w:type="dxa" w:w="120"/>
+            </w:tcMar>
+            <w:vAlign w:val="top"/>
+          </w:tcPr>
+          <w:p>
+            <w:pPr>
+              <w:jc w:val="left"/>
+            </w:pPr>
+            <w:r>
+              <w:rPr>
+                <w:b w:val="false"/>
+                <w:bCs w:val="false"/>
+                <w:color w:val="000000"/>
+                <w:sz w:val="18"/>
+                <w:szCs w:val="18"/>
+              </w:rPr>
+              <w:t xml:space="preserve">Word-count trim toward 4,000-word IJMI limit</w:t>
+            </w:r>
+          </w:p>
+        </w:tc>
+        <w:tc>
+          <w:tcPr>
+            <w:tcW w:type="dxa" w:w="1300"/>
+            <w:tcBorders>
+              <w:top w:val="single" w:color="CCCCCC" w:sz="1"/>
+              <w:left w:val="single" w:color="CCCCCC" w:sz="1"/>
+              <w:bottom w:val="single" w:color="CCCCCC" w:sz="1"/>
+              <w:right w:val="single" w:color="CCCCCC" w:sz="1"/>
+            </w:tcBorders>
+            <w:shd w:fill="E8F5E9" w:val="clear"/>
+            <w:tcMar>
+              <w:top w:type="dxa" w:w="80"/>
+              <w:left w:type="dxa" w:w="120"/>
+              <w:bottom w:type="dxa" w:w="80"/>
+              <w:right w:type="dxa" w:w="120"/>
+            </w:tcMar>
+            <w:vAlign w:val="top"/>
+          </w:tcPr>
+          <w:p>
+            <w:pPr>
+              <w:jc w:val="center"/>
+            </w:pPr>
+            <w:r>
+              <w:rPr>
+                <w:b/>
+                <w:bCs/>
+                <w:color w:val="375623"/>
+                <w:sz w:val="18"/>
+                <w:szCs w:val="18"/>
+              </w:rPr>
+              <w:t xml:space="preserve">Done</w:t>
+            </w:r>
+          </w:p>
+        </w:tc>
+        <w:tc>
+          <w:tcPr>
+            <w:tcW w:type="dxa" w:w="3100"/>
+            <w:tcBorders>
+              <w:top w:val="single" w:color="CCCCCC" w:sz="1"/>
+              <w:left w:val="single" w:color="CCCCCC" w:sz="1"/>
+              <w:bottom w:val="single" w:color="CCCCCC" w:sz="1"/>
+              <w:right w:val="single" w:color="CCCCCC" w:sz="1"/>
+            </w:tcBorders>
+            <w:shd w:fill="E8F5E9" w:val="clear"/>
+            <w:tcMar>
+              <w:top w:type="dxa" w:w="80"/>
+              <w:left w:type="dxa" w:w="120"/>
+              <w:bottom w:type="dxa" w:w="80"/>
+              <w:right w:type="dxa" w:w="120"/>
+            </w:tcMar>
+            <w:vAlign w:val="top"/>
+          </w:tcPr>
+          <w:p>
+            <w:pPr>
+              <w:jc w:val="left"/>
+            </w:pPr>
+            <w:r>
+              <w:rPr>
+                <w:b w:val="false"/>
+                <w:bCs w:val="false"/>
+                <w:color w:val="000000"/>
+                <w:sz w:val="18"/>
+                <w:szCs w:val="18"/>
+              </w:rPr>
+              <w:t xml:space="preserve">Body trimmed ~6,450 → ~4,800 words (~26%); cross-section redundancy consolidated. Residual gap to 4,000 may need further author-directed cuts.</w:t>
+            </w:r>
+          </w:p>
+        </w:tc>
+      </w:tr>
     </w:tbl>
     <w:p>
       <w:pPr>
@@ -9809,6 +10226,318 @@
                 <w:szCs w:val="18"/>
               </w:rPr>
               <w:t xml:space="preserve">NOT STARTED</w:t>
+            </w:r>
+          </w:p>
+        </w:tc>
+      </w:tr>
+      <w:tr>
+        <w:tc>
+          <w:tcPr>
+            <w:tcW w:type="dxa" w:w="600"/>
+            <w:tcBorders>
+              <w:top w:val="single" w:color="CCCCCC" w:sz="1"/>
+              <w:left w:val="single" w:color="CCCCCC" w:sz="1"/>
+              <w:bottom w:val="single" w:color="CCCCCC" w:sz="1"/>
+              <w:right w:val="single" w:color="CCCCCC" w:sz="1"/>
+            </w:tcBorders>
+            <w:shd w:fill="E8F5E9" w:val="clear"/>
+            <w:tcMar>
+              <w:top w:type="dxa" w:w="80"/>
+              <w:left w:type="dxa" w:w="80"/>
+              <w:bottom w:type="dxa" w:w="80"/>
+              <w:right w:type="dxa" w:w="80"/>
+            </w:tcMar>
+          </w:tcPr>
+          <w:p>
+            <w:pPr>
+              <w:jc w:val="center"/>
+            </w:pPr>
+            <w:r>
+              <w:rPr>
+                <w:rFonts w:ascii="Arial" w:cs="Arial" w:eastAsia="Arial" w:hAnsi="Arial"/>
+                <w:b/>
+                <w:bCs/>
+                <w:color w:val="375623"/>
+                <w:sz w:val="20"/>
+                <w:szCs w:val="20"/>
+              </w:rPr>
+              <w:t xml:space="preserve">✓</w:t>
+            </w:r>
+          </w:p>
+        </w:tc>
+        <w:tc>
+          <w:tcPr>
+            <w:tcW w:type="dxa" w:w="6000"/>
+            <w:tcBorders>
+              <w:top w:val="single" w:color="CCCCCC" w:sz="1"/>
+              <w:left w:val="single" w:color="CCCCCC" w:sz="1"/>
+              <w:bottom w:val="single" w:color="CCCCCC" w:sz="1"/>
+              <w:right w:val="single" w:color="CCCCCC" w:sz="1"/>
+            </w:tcBorders>
+            <w:shd w:fill="E8F5E9" w:val="clear"/>
+            <w:tcMar>
+              <w:top w:type="dxa" w:w="80"/>
+              <w:left w:type="dxa" w:w="120"/>
+              <w:bottom w:type="dxa" w:w="80"/>
+              <w:right w:type="dxa" w:w="120"/>
+            </w:tcMar>
+            <w:vAlign w:val="top"/>
+          </w:tcPr>
+          <w:p>
+            <w:pPr>
+              <w:jc w:val="left"/>
+            </w:pPr>
+            <w:r>
+              <w:rPr>
+                <w:b w:val="false"/>
+                <w:bCs w:val="false"/>
+                <w:color w:val="000000"/>
+                <w:sz w:val="18"/>
+                <w:szCs w:val="18"/>
+              </w:rPr>
+              <w:t xml:space="preserve">U-T-I-O Alignment Index added (Methods Eq. 2; Results Figure 2) — resolves framework-vs-evaluation review point</w:t>
+            </w:r>
+          </w:p>
+        </w:tc>
+        <w:tc>
+          <w:tcPr>
+            <w:tcW w:type="dxa" w:w="2760"/>
+            <w:tcBorders>
+              <w:top w:val="single" w:color="CCCCCC" w:sz="1"/>
+              <w:left w:val="single" w:color="CCCCCC" w:sz="1"/>
+              <w:bottom w:val="single" w:color="CCCCCC" w:sz="1"/>
+              <w:right w:val="single" w:color="CCCCCC" w:sz="1"/>
+            </w:tcBorders>
+            <w:shd w:fill="E8F5E9" w:val="clear"/>
+            <w:tcMar>
+              <w:top w:type="dxa" w:w="80"/>
+              <w:left w:type="dxa" w:w="120"/>
+              <w:bottom w:type="dxa" w:w="80"/>
+              <w:right w:type="dxa" w:w="120"/>
+            </w:tcMar>
+            <w:vAlign w:val="top"/>
+          </w:tcPr>
+          <w:p>
+            <w:pPr>
+              <w:jc w:val="left"/>
+            </w:pPr>
+            <w:r>
+              <w:rPr>
+                <w:b/>
+                <w:bCs/>
+                <w:color w:val="375623"/>
+                <w:sz w:val="18"/>
+                <w:szCs w:val="18"/>
+              </w:rPr>
+              <w:t xml:space="preserve">Complete (hybrid revision)</w:t>
+            </w:r>
+          </w:p>
+        </w:tc>
+      </w:tr>
+      <w:tr>
+        <w:tc>
+          <w:tcPr>
+            <w:tcW w:type="dxa" w:w="600"/>
+            <w:tcBorders>
+              <w:top w:val="single" w:color="CCCCCC" w:sz="1"/>
+              <w:left w:val="single" w:color="CCCCCC" w:sz="1"/>
+              <w:bottom w:val="single" w:color="CCCCCC" w:sz="1"/>
+              <w:right w:val="single" w:color="CCCCCC" w:sz="1"/>
+            </w:tcBorders>
+            <w:shd w:fill="E8F5E9" w:val="clear"/>
+            <w:tcMar>
+              <w:top w:type="dxa" w:w="80"/>
+              <w:left w:type="dxa" w:w="80"/>
+              <w:bottom w:type="dxa" w:w="80"/>
+              <w:right w:type="dxa" w:w="80"/>
+            </w:tcMar>
+          </w:tcPr>
+          <w:p>
+            <w:pPr>
+              <w:jc w:val="center"/>
+            </w:pPr>
+            <w:r>
+              <w:rPr>
+                <w:rFonts w:ascii="Arial" w:cs="Arial" w:eastAsia="Arial" w:hAnsi="Arial"/>
+                <w:b/>
+                <w:bCs/>
+                <w:color w:val="375623"/>
+                <w:sz w:val="20"/>
+                <w:szCs w:val="20"/>
+              </w:rPr>
+              <w:t xml:space="preserve">✓</w:t>
+            </w:r>
+          </w:p>
+        </w:tc>
+        <w:tc>
+          <w:tcPr>
+            <w:tcW w:type="dxa" w:w="6000"/>
+            <w:tcBorders>
+              <w:top w:val="single" w:color="CCCCCC" w:sz="1"/>
+              <w:left w:val="single" w:color="CCCCCC" w:sz="1"/>
+              <w:bottom w:val="single" w:color="CCCCCC" w:sz="1"/>
+              <w:right w:val="single" w:color="CCCCCC" w:sz="1"/>
+            </w:tcBorders>
+            <w:shd w:fill="E8F5E9" w:val="clear"/>
+            <w:tcMar>
+              <w:top w:type="dxa" w:w="80"/>
+              <w:left w:type="dxa" w:w="120"/>
+              <w:bottom w:type="dxa" w:w="80"/>
+              <w:right w:type="dxa" w:w="120"/>
+            </w:tcMar>
+            <w:vAlign w:val="top"/>
+          </w:tcPr>
+          <w:p>
+            <w:pPr>
+              <w:jc w:val="left"/>
+            </w:pPr>
+            <w:r>
+              <w:rPr>
+                <w:b w:val="false"/>
+                <w:bCs w:val="false"/>
+                <w:color w:val="000000"/>
+                <w:sz w:val="18"/>
+                <w:szCs w:val="18"/>
+              </w:rPr>
+              <w:t xml:space="preserve">Table/figure budget within IJMI limits (3 tables, 2 figures)</w:t>
+            </w:r>
+          </w:p>
+        </w:tc>
+        <w:tc>
+          <w:tcPr>
+            <w:tcW w:type="dxa" w:w="2760"/>
+            <w:tcBorders>
+              <w:top w:val="single" w:color="CCCCCC" w:sz="1"/>
+              <w:left w:val="single" w:color="CCCCCC" w:sz="1"/>
+              <w:bottom w:val="single" w:color="CCCCCC" w:sz="1"/>
+              <w:right w:val="single" w:color="CCCCCC" w:sz="1"/>
+            </w:tcBorders>
+            <w:shd w:fill="E8F5E9" w:val="clear"/>
+            <w:tcMar>
+              <w:top w:type="dxa" w:w="80"/>
+              <w:left w:type="dxa" w:w="120"/>
+              <w:bottom w:type="dxa" w:w="80"/>
+              <w:right w:type="dxa" w:w="120"/>
+            </w:tcMar>
+            <w:vAlign w:val="top"/>
+          </w:tcPr>
+          <w:p>
+            <w:pPr>
+              <w:jc w:val="left"/>
+            </w:pPr>
+            <w:r>
+              <w:rPr>
+                <w:b/>
+                <w:bCs/>
+                <w:color w:val="375623"/>
+                <w:sz w:val="18"/>
+                <w:szCs w:val="18"/>
+              </w:rPr>
+              <w:t xml:space="preserve">Complete (hybrid revision)</w:t>
+            </w:r>
+          </w:p>
+        </w:tc>
+      </w:tr>
+      <w:tr>
+        <w:tc>
+          <w:tcPr>
+            <w:tcW w:type="dxa" w:w="600"/>
+            <w:tcBorders>
+              <w:top w:val="single" w:color="CCCCCC" w:sz="1"/>
+              <w:left w:val="single" w:color="CCCCCC" w:sz="1"/>
+              <w:bottom w:val="single" w:color="CCCCCC" w:sz="1"/>
+              <w:right w:val="single" w:color="CCCCCC" w:sz="1"/>
+            </w:tcBorders>
+            <w:shd w:fill="FFF3CD" w:val="clear"/>
+            <w:tcMar>
+              <w:top w:type="dxa" w:w="80"/>
+              <w:left w:type="dxa" w:w="80"/>
+              <w:bottom w:type="dxa" w:w="80"/>
+              <w:right w:type="dxa" w:w="80"/>
+            </w:tcMar>
+          </w:tcPr>
+          <w:p>
+            <w:pPr>
+              <w:jc w:val="center"/>
+            </w:pPr>
+            <w:r>
+              <w:rPr>
+                <w:rFonts w:ascii="Arial" w:cs="Arial" w:eastAsia="Arial" w:hAnsi="Arial"/>
+                <w:b/>
+                <w:bCs/>
+                <w:color w:val="C55A11"/>
+                <w:sz w:val="20"/>
+                <w:szCs w:val="20"/>
+              </w:rPr>
+              <w:t xml:space="preserve">!</w:t>
+            </w:r>
+          </w:p>
+        </w:tc>
+        <w:tc>
+          <w:tcPr>
+            <w:tcW w:type="dxa" w:w="6000"/>
+            <w:tcBorders>
+              <w:top w:val="single" w:color="CCCCCC" w:sz="1"/>
+              <w:left w:val="single" w:color="CCCCCC" w:sz="1"/>
+              <w:bottom w:val="single" w:color="CCCCCC" w:sz="1"/>
+              <w:right w:val="single" w:color="CCCCCC" w:sz="1"/>
+            </w:tcBorders>
+            <w:shd w:fill="FFF3CD" w:val="clear"/>
+            <w:tcMar>
+              <w:top w:type="dxa" w:w="80"/>
+              <w:left w:type="dxa" w:w="120"/>
+              <w:bottom w:type="dxa" w:w="80"/>
+              <w:right w:type="dxa" w:w="120"/>
+            </w:tcMar>
+            <w:vAlign w:val="top"/>
+          </w:tcPr>
+          <w:p>
+            <w:pPr>
+              <w:jc w:val="left"/>
+            </w:pPr>
+            <w:r>
+              <w:rPr>
+                <w:b w:val="false"/>
+                <w:bCs w:val="false"/>
+                <w:color w:val="000000"/>
+                <w:sz w:val="18"/>
+                <w:szCs w:val="18"/>
+              </w:rPr>
+              <w:t xml:space="preserve">Body within IJMI 4,000-word full-text limit</w:t>
+            </w:r>
+          </w:p>
+        </w:tc>
+        <w:tc>
+          <w:tcPr>
+            <w:tcW w:type="dxa" w:w="2760"/>
+            <w:tcBorders>
+              <w:top w:val="single" w:color="CCCCCC" w:sz="1"/>
+              <w:left w:val="single" w:color="CCCCCC" w:sz="1"/>
+              <w:bottom w:val="single" w:color="CCCCCC" w:sz="1"/>
+              <w:right w:val="single" w:color="CCCCCC" w:sz="1"/>
+            </w:tcBorders>
+            <w:shd w:fill="FFF3CD" w:val="clear"/>
+            <w:tcMar>
+              <w:top w:type="dxa" w:w="80"/>
+              <w:left w:type="dxa" w:w="120"/>
+              <w:bottom w:type="dxa" w:w="80"/>
+              <w:right w:type="dxa" w:w="120"/>
+            </w:tcMar>
+            <w:vAlign w:val="top"/>
+          </w:tcPr>
+          <w:p>
+            <w:pPr>
+              <w:jc w:val="left"/>
+            </w:pPr>
+            <w:r>
+              <w:rPr>
+                <w:b/>
+                <w:bCs/>
+                <w:color w:val="C55A11"/>
+                <w:sz w:val="18"/>
+                <w:szCs w:val="18"/>
+              </w:rPr>
+              <w:t xml:space="preserve">IN PROGRESS — ~4,800; near target</w:t>
             </w:r>
           </w:p>
         </w:tc>

--- a/Research_Plan_eHealth_Adoption.docx
+++ b/Research_Plan_eHealth_Adoption.docx
@@ -85,7 +85,7 @@
         <w:rPr>
           <w:i/>
         </w:rPr>
-        <w:t>Update note (post-revision): The manuscript has been substantively revised since this plan was drafted. Stub sections (Introduction, Background, Conclusion, Abstract) have been expanded; the formal search strategy is documented in notes/search-strategy.md and Supplementary File S1; PRISMA Figure 1 and Table 2 counts have been synchronised with the seed-set tracker (prisma/prisma-counts.xlsx). Submission target updated to IJMI Reviews article type (4,000-word full-text limit). Status assessments below reflect the pre-revision state and are retained as a historical record. Hybrid revision (June 2026): the Adoption = f(U,T,I,O) relationship is now framed as a conceptual statement of dependence, and an explicit, equal-weighted U-T-I-O Alignment Index (ordinal-derived, 0–1 scale) is now a standing methodological element used for cross-case comparison; the model is presented throughout as a diagnostic readiness framework, not a validated predictor. In the same pass the table/figure budget was brought within IJMI limits (3 tables, 2 figures; the Alignment Index is now Figure 2, and three reference tables were moved to Supplementary Materials), and the body text was trimmed toward the 4,000-word limit.</w:t>
+        <w:t>Update note (post-revision): The manuscript has been substantively revised since this plan was drafted. Stub sections (Introduction, Background, Conclusion, Abstract) have been expanded; the formal search strategy is documented in notes/search-strategy.md and Supplementary File S1; PRISMA Figure 1 and Table 2 counts have been synchronised with the seed-set tracker (prisma/prisma-counts.xlsx). Submission target updated to IJMI Reviews article type (4,000-word full-text limit). Status assessments below reflect the pre-revision state and are retained as a historical record.</w:t>
       </w:r>
     </w:p>
     <w:p>
@@ -407,7 +407,7 @@
           <w:sz w:val="20"/>
           <w:szCs w:val="20"/>
         </w:rPr>
-        <w:t xml:space="preserve">The U-T-I-O Model is the central intellectual contribution of this work. Every editorial decision — which sections to expand, which journal to target, how to frame the discussion — should protect and highlight this contribution. The framework-versus-evaluation-model question raised in review is resolved via a hybrid: U-T-I-O remains a diagnostic framework, with its categorical domain ratings additionally expressed as an explicit, equal-weighted U-T-I-O Alignment Index (0–1 scale) that supplies the scored, comparable output reviewers expected, without overclaiming predictive validity.</w:t>
+        <w:t xml:space="preserve">The U-T-I-O Model is the central intellectual contribution of this work. Every editorial decision — which sections to expand, which journal to target, how to frame the discussion — should protect and highlight this contribution.</w:t>
       </w:r>
     </w:p>
     <w:p>
@@ -1355,7 +1355,7 @@
                 <w:sz w:val="18"/>
                 <w:szCs w:val="18"/>
               </w:rPr>
-              <w:t xml:space="preserve">Three RQs are clearly articulated and well-aligned with the U-T-I-O framework. Reworded per reviewer guidance: RQ1 now asks which determinants most significantly (not “consistently”) influence adoption; RQ2 drops “real-world” (now “…reflected in implementations”); RQ3 asks how determinants can be consolidated into a broad-based adoption model (replacing “synthesized into a reusable model”). Wording is propagated to research_questions.tex and the Discussion restatements.</w:t>
+              <w:t xml:space="preserve">Three RQs are clearly articulated and well-aligned with the U-T-I-O framework. No changes needed.</w:t>
             </w:r>
           </w:p>
         </w:tc>
@@ -1460,7 +1460,7 @@
                 <w:sz w:val="18"/>
                 <w:szCs w:val="18"/>
               </w:rPr>
-              <w:t xml:space="preserve">Structure is solid (PRISMA, inclusion/exclusion, cases, model). Largely resolved: formal search query strings added (Supplementary File S1); PRISMA flow counts synchronised; data-extraction procedure and an AI-assisted second-rater inter-rater check documented (Supplementary File S4); explicit case-selection rationale added (Estonia as high-alignment anchor; VA and DoD treated as one paired case on the shared Oracle Health Millennium platform). The Analytical Model now reframes the equation as conceptual and adds a U-T-I-O Alignment Index subsection (Eq. 2, equidistant ordinal-to-numeric mapping, and three interpretation constraints). Remaining methods work folded into the word-count trim.</w:t>
+              <w:t xml:space="preserve">Structure is solid (PRISMA, inclusion/exclusion, cases, model). Needs: (1) formal search query strings for PubMed, IEEE Xplore, and Scopus; (2) narrative PRISMA flow count (placeholder figures need resolution); (3) data extraction procedure description; (4) inter-rater reliability or quality assessment statement; (5) rationale for case selection. Target: add ~400–600 words.</w:t>
             </w:r>
           </w:p>
         </w:tc>
@@ -1565,7 +1565,7 @@
                 <w:sz w:val="18"/>
                 <w:szCs w:val="18"/>
               </w:rPr>
-              <w:t xml:space="preserve">The core content is present: four-domain synthesis and case comparison table are solid. Updated: opening paragraph now quantifies the evidence base; a new “U-T-I-O Alignment Index” subsection summarises each case on a 0–1 scale, rendered as Figure 2 (Estonia 1.00; ONC HIE and NHS 0.83; VA/DoD 0.50); the synthesis narrative now weaves these index values, and the bare repeated equation has been removed.</w:t>
+              <w:t xml:space="preserve">The core content is present: four-domain synthesis and case comparison table are solid. Needs: (1) opening paragraph quantifying the evidence base; (2) more narrative depth on each UTIO domain; (3) explicit connection between systematic review findings and case findings; (4) transition into synthesis section. Target: add ~300–400 words.</w:t>
             </w:r>
           </w:p>
         </w:tc>
@@ -8080,423 +8080,6 @@
           </w:p>
         </w:tc>
       </w:tr>
-      <w:tr>
-        <w:tc>
-          <w:tcPr>
-            <w:tcW w:type="dxa" w:w="500"/>
-            <w:tcBorders>
-              <w:top w:val="single" w:color="CCCCCC" w:sz="1"/>
-              <w:left w:val="single" w:color="CCCCCC" w:sz="1"/>
-              <w:bottom w:val="single" w:color="CCCCCC" w:sz="1"/>
-              <w:right w:val="single" w:color="CCCCCC" w:sz="1"/>
-            </w:tcBorders>
-            <w:shd w:fill="375623" w:val="clear"/>
-            <w:tcMar>
-              <w:top w:type="dxa" w:w="80"/>
-              <w:left w:type="dxa" w:w="80"/>
-              <w:bottom w:type="dxa" w:w="80"/>
-              <w:right w:type="dxa" w:w="80"/>
-            </w:tcMar>
-            <w:vAlign w:val="center"/>
-          </w:tcPr>
-          <w:p>
-            <w:pPr>
-              <w:jc w:val="center"/>
-            </w:pPr>
-            <w:r>
-              <w:rPr>
-                <w:rFonts w:ascii="Arial" w:cs="Arial" w:eastAsia="Arial" w:hAnsi="Arial"/>
-                <w:b/>
-                <w:bCs/>
-                <w:color w:val="FFFFFF"/>
-                <w:sz w:val="20"/>
-                <w:szCs w:val="20"/>
-              </w:rPr>
-              <w:t xml:space="preserve">✓</w:t>
-            </w:r>
-          </w:p>
-        </w:tc>
-        <w:tc>
-          <w:tcPr>
-            <w:tcW w:type="dxa" w:w="4460"/>
-            <w:tcBorders>
-              <w:top w:val="single" w:color="CCCCCC" w:sz="1"/>
-              <w:left w:val="single" w:color="CCCCCC" w:sz="1"/>
-              <w:bottom w:val="single" w:color="CCCCCC" w:sz="1"/>
-              <w:right w:val="single" w:color="CCCCCC" w:sz="1"/>
-            </w:tcBorders>
-            <w:shd w:fill="E8F5E9" w:val="clear"/>
-            <w:tcMar>
-              <w:top w:type="dxa" w:w="80"/>
-              <w:left w:type="dxa" w:w="120"/>
-              <w:bottom w:type="dxa" w:w="80"/>
-              <w:right w:type="dxa" w:w="120"/>
-            </w:tcMar>
-            <w:vAlign w:val="top"/>
-          </w:tcPr>
-          <w:p>
-            <w:pPr>
-              <w:jc w:val="left"/>
-            </w:pPr>
-            <w:r>
-              <w:rPr>
-                <w:b w:val="false"/>
-                <w:bCs w:val="false"/>
-                <w:color w:val="000000"/>
-                <w:sz w:val="18"/>
-                <w:szCs w:val="18"/>
-              </w:rPr>
-              <w:t xml:space="preserve">Convert U-T-I-O Alignment Index to a figure (hybrid revision)</w:t>
-            </w:r>
-          </w:p>
-        </w:tc>
-        <w:tc>
-          <w:tcPr>
-            <w:tcW w:type="dxa" w:w="1300"/>
-            <w:tcBorders>
-              <w:top w:val="single" w:color="CCCCCC" w:sz="1"/>
-              <w:left w:val="single" w:color="CCCCCC" w:sz="1"/>
-              <w:bottom w:val="single" w:color="CCCCCC" w:sz="1"/>
-              <w:right w:val="single" w:color="CCCCCC" w:sz="1"/>
-            </w:tcBorders>
-            <w:shd w:fill="E8F5E9" w:val="clear"/>
-            <w:tcMar>
-              <w:top w:type="dxa" w:w="80"/>
-              <w:left w:type="dxa" w:w="120"/>
-              <w:bottom w:type="dxa" w:w="80"/>
-              <w:right w:type="dxa" w:w="120"/>
-            </w:tcMar>
-            <w:vAlign w:val="top"/>
-          </w:tcPr>
-          <w:p>
-            <w:pPr>
-              <w:jc w:val="center"/>
-            </w:pPr>
-            <w:r>
-              <w:rPr>
-                <w:b/>
-                <w:bCs/>
-                <w:color w:val="375623"/>
-                <w:sz w:val="18"/>
-                <w:szCs w:val="18"/>
-              </w:rPr>
-              <w:t xml:space="preserve">Done</w:t>
-            </w:r>
-          </w:p>
-        </w:tc>
-        <w:tc>
-          <w:tcPr>
-            <w:tcW w:type="dxa" w:w="3100"/>
-            <w:tcBorders>
-              <w:top w:val="single" w:color="CCCCCC" w:sz="1"/>
-              <w:left w:val="single" w:color="CCCCCC" w:sz="1"/>
-              <w:bottom w:val="single" w:color="CCCCCC" w:sz="1"/>
-              <w:right w:val="single" w:color="CCCCCC" w:sz="1"/>
-            </w:tcBorders>
-            <w:shd w:fill="E8F5E9" w:val="clear"/>
-            <w:tcMar>
-              <w:top w:type="dxa" w:w="80"/>
-              <w:left w:type="dxa" w:w="120"/>
-              <w:bottom w:type="dxa" w:w="80"/>
-              <w:right w:type="dxa" w:w="120"/>
-            </w:tcMar>
-            <w:vAlign w:val="top"/>
-          </w:tcPr>
-          <w:p>
-            <w:pPr>
-              <w:jc w:val="left"/>
-            </w:pPr>
-            <w:r>
-              <w:rPr>
-                <w:b w:val="false"/>
-                <w:bCs w:val="false"/>
-                <w:color w:val="000000"/>
-                <w:sz w:val="18"/>
-                <w:szCs w:val="18"/>
-              </w:rPr>
-              <w:t xml:space="preserve">RESOLVED — now Figure 2 (Estonia 1.00; ONC HIE/NHS 0.83; VA/DoD 0.50); replaces former Table 5.</w:t>
-            </w:r>
-          </w:p>
-        </w:tc>
-      </w:tr>
-      <w:tr>
-        <w:tc>
-          <w:tcPr>
-            <w:tcW w:type="dxa" w:w="500"/>
-            <w:tcBorders>
-              <w:top w:val="single" w:color="CCCCCC" w:sz="1"/>
-              <w:left w:val="single" w:color="CCCCCC" w:sz="1"/>
-              <w:bottom w:val="single" w:color="CCCCCC" w:sz="1"/>
-              <w:right w:val="single" w:color="CCCCCC" w:sz="1"/>
-            </w:tcBorders>
-            <w:shd w:fill="375623" w:val="clear"/>
-            <w:tcMar>
-              <w:top w:type="dxa" w:w="80"/>
-              <w:left w:type="dxa" w:w="80"/>
-              <w:bottom w:type="dxa" w:w="80"/>
-              <w:right w:type="dxa" w:w="80"/>
-            </w:tcMar>
-            <w:vAlign w:val="center"/>
-          </w:tcPr>
-          <w:p>
-            <w:pPr>
-              <w:jc w:val="center"/>
-            </w:pPr>
-            <w:r>
-              <w:rPr>
-                <w:rFonts w:ascii="Arial" w:cs="Arial" w:eastAsia="Arial" w:hAnsi="Arial"/>
-                <w:b/>
-                <w:bCs/>
-                <w:color w:val="FFFFFF"/>
-                <w:sz w:val="20"/>
-                <w:szCs w:val="20"/>
-              </w:rPr>
-              <w:t xml:space="preserve">✓</w:t>
-            </w:r>
-          </w:p>
-        </w:tc>
-        <w:tc>
-          <w:tcPr>
-            <w:tcW w:type="dxa" w:w="4460"/>
-            <w:tcBorders>
-              <w:top w:val="single" w:color="CCCCCC" w:sz="1"/>
-              <w:left w:val="single" w:color="CCCCCC" w:sz="1"/>
-              <w:bottom w:val="single" w:color="CCCCCC" w:sz="1"/>
-              <w:right w:val="single" w:color="CCCCCC" w:sz="1"/>
-            </w:tcBorders>
-            <w:shd w:fill="E8F5E9" w:val="clear"/>
-            <w:tcMar>
-              <w:top w:type="dxa" w:w="80"/>
-              <w:left w:type="dxa" w:w="120"/>
-              <w:bottom w:type="dxa" w:w="80"/>
-              <w:right w:type="dxa" w:w="120"/>
-            </w:tcMar>
-            <w:vAlign w:val="top"/>
-          </w:tcPr>
-          <w:p>
-            <w:pPr>
-              <w:jc w:val="left"/>
-            </w:pPr>
-            <w:r>
-              <w:rPr>
-                <w:b w:val="false"/>
-                <w:bCs w:val="false"/>
-                <w:color w:val="000000"/>
-                <w:sz w:val="18"/>
-                <w:szCs w:val="18"/>
-              </w:rPr>
-              <w:t xml:space="preserve">Table/figure budget triage (max 4 tables / 3 figures)</w:t>
-            </w:r>
-          </w:p>
-        </w:tc>
-        <w:tc>
-          <w:tcPr>
-            <w:tcW w:type="dxa" w:w="1300"/>
-            <w:tcBorders>
-              <w:top w:val="single" w:color="CCCCCC" w:sz="1"/>
-              <w:left w:val="single" w:color="CCCCCC" w:sz="1"/>
-              <w:bottom w:val="single" w:color="CCCCCC" w:sz="1"/>
-              <w:right w:val="single" w:color="CCCCCC" w:sz="1"/>
-            </w:tcBorders>
-            <w:shd w:fill="E8F5E9" w:val="clear"/>
-            <w:tcMar>
-              <w:top w:type="dxa" w:w="80"/>
-              <w:left w:type="dxa" w:w="120"/>
-              <w:bottom w:type="dxa" w:w="80"/>
-              <w:right w:type="dxa" w:w="120"/>
-            </w:tcMar>
-            <w:vAlign w:val="top"/>
-          </w:tcPr>
-          <w:p>
-            <w:pPr>
-              <w:jc w:val="center"/>
-            </w:pPr>
-            <w:r>
-              <w:rPr>
-                <w:b/>
-                <w:bCs/>
-                <w:color w:val="375623"/>
-                <w:sz w:val="18"/>
-                <w:szCs w:val="18"/>
-              </w:rPr>
-              <w:t xml:space="preserve">Done</w:t>
-            </w:r>
-          </w:p>
-        </w:tc>
-        <w:tc>
-          <w:tcPr>
-            <w:tcW w:type="dxa" w:w="3100"/>
-            <w:tcBorders>
-              <w:top w:val="single" w:color="CCCCCC" w:sz="1"/>
-              <w:left w:val="single" w:color="CCCCCC" w:sz="1"/>
-              <w:bottom w:val="single" w:color="CCCCCC" w:sz="1"/>
-              <w:right w:val="single" w:color="CCCCCC" w:sz="1"/>
-            </w:tcBorders>
-            <w:shd w:fill="E8F5E9" w:val="clear"/>
-            <w:tcMar>
-              <w:top w:type="dxa" w:w="80"/>
-              <w:left w:type="dxa" w:w="120"/>
-              <w:bottom w:type="dxa" w:w="80"/>
-              <w:right w:type="dxa" w:w="120"/>
-            </w:tcMar>
-            <w:vAlign w:val="top"/>
-          </w:tcPr>
-          <w:p>
-            <w:pPr>
-              <w:jc w:val="left"/>
-            </w:pPr>
-            <w:r>
-              <w:rPr>
-                <w:b w:val="false"/>
-                <w:bCs w:val="false"/>
-                <w:color w:val="000000"/>
-                <w:sz w:val="18"/>
-                <w:szCs w:val="18"/>
-              </w:rPr>
-              <w:t xml:space="preserve">RESOLVED — body now 3 tables, 2 figures; Rating Scale, Coding Schema, and Source-to-Domain Mapping tables moved to Supplementary Materials.</w:t>
-            </w:r>
-          </w:p>
-        </w:tc>
-      </w:tr>
-      <w:tr>
-        <w:tc>
-          <w:tcPr>
-            <w:tcW w:type="dxa" w:w="500"/>
-            <w:tcBorders>
-              <w:top w:val="single" w:color="CCCCCC" w:sz="1"/>
-              <w:left w:val="single" w:color="CCCCCC" w:sz="1"/>
-              <w:bottom w:val="single" w:color="CCCCCC" w:sz="1"/>
-              <w:right w:val="single" w:color="CCCCCC" w:sz="1"/>
-            </w:tcBorders>
-            <w:shd w:fill="375623" w:val="clear"/>
-            <w:tcMar>
-              <w:top w:type="dxa" w:w="80"/>
-              <w:left w:type="dxa" w:w="80"/>
-              <w:bottom w:type="dxa" w:w="80"/>
-              <w:right w:type="dxa" w:w="80"/>
-            </w:tcMar>
-            <w:vAlign w:val="center"/>
-          </w:tcPr>
-          <w:p>
-            <w:pPr>
-              <w:jc w:val="center"/>
-            </w:pPr>
-            <w:r>
-              <w:rPr>
-                <w:rFonts w:ascii="Arial" w:cs="Arial" w:eastAsia="Arial" w:hAnsi="Arial"/>
-                <w:b/>
-                <w:bCs/>
-                <w:color w:val="FFFFFF"/>
-                <w:sz w:val="20"/>
-                <w:szCs w:val="20"/>
-              </w:rPr>
-              <w:t xml:space="preserve">✓</w:t>
-            </w:r>
-          </w:p>
-        </w:tc>
-        <w:tc>
-          <w:tcPr>
-            <w:tcW w:type="dxa" w:w="4460"/>
-            <w:tcBorders>
-              <w:top w:val="single" w:color="CCCCCC" w:sz="1"/>
-              <w:left w:val="single" w:color="CCCCCC" w:sz="1"/>
-              <w:bottom w:val="single" w:color="CCCCCC" w:sz="1"/>
-              <w:right w:val="single" w:color="CCCCCC" w:sz="1"/>
-            </w:tcBorders>
-            <w:shd w:fill="E8F5E9" w:val="clear"/>
-            <w:tcMar>
-              <w:top w:type="dxa" w:w="80"/>
-              <w:left w:type="dxa" w:w="120"/>
-              <w:bottom w:type="dxa" w:w="80"/>
-              <w:right w:type="dxa" w:w="120"/>
-            </w:tcMar>
-            <w:vAlign w:val="top"/>
-          </w:tcPr>
-          <w:p>
-            <w:pPr>
-              <w:jc w:val="left"/>
-            </w:pPr>
-            <w:r>
-              <w:rPr>
-                <w:b w:val="false"/>
-                <w:bCs w:val="false"/>
-                <w:color w:val="000000"/>
-                <w:sz w:val="18"/>
-                <w:szCs w:val="18"/>
-              </w:rPr>
-              <w:t xml:space="preserve">Word-count trim toward 4,000-word IJMI limit</w:t>
-            </w:r>
-          </w:p>
-        </w:tc>
-        <w:tc>
-          <w:tcPr>
-            <w:tcW w:type="dxa" w:w="1300"/>
-            <w:tcBorders>
-              <w:top w:val="single" w:color="CCCCCC" w:sz="1"/>
-              <w:left w:val="single" w:color="CCCCCC" w:sz="1"/>
-              <w:bottom w:val="single" w:color="CCCCCC" w:sz="1"/>
-              <w:right w:val="single" w:color="CCCCCC" w:sz="1"/>
-            </w:tcBorders>
-            <w:shd w:fill="E8F5E9" w:val="clear"/>
-            <w:tcMar>
-              <w:top w:type="dxa" w:w="80"/>
-              <w:left w:type="dxa" w:w="120"/>
-              <w:bottom w:type="dxa" w:w="80"/>
-              <w:right w:type="dxa" w:w="120"/>
-            </w:tcMar>
-            <w:vAlign w:val="top"/>
-          </w:tcPr>
-          <w:p>
-            <w:pPr>
-              <w:jc w:val="center"/>
-            </w:pPr>
-            <w:r>
-              <w:rPr>
-                <w:b/>
-                <w:bCs/>
-                <w:color w:val="375623"/>
-                <w:sz w:val="18"/>
-                <w:szCs w:val="18"/>
-              </w:rPr>
-              <w:t xml:space="preserve">Done</w:t>
-            </w:r>
-          </w:p>
-        </w:tc>
-        <w:tc>
-          <w:tcPr>
-            <w:tcW w:type="dxa" w:w="3100"/>
-            <w:tcBorders>
-              <w:top w:val="single" w:color="CCCCCC" w:sz="1"/>
-              <w:left w:val="single" w:color="CCCCCC" w:sz="1"/>
-              <w:bottom w:val="single" w:color="CCCCCC" w:sz="1"/>
-              <w:right w:val="single" w:color="CCCCCC" w:sz="1"/>
-            </w:tcBorders>
-            <w:shd w:fill="E8F5E9" w:val="clear"/>
-            <w:tcMar>
-              <w:top w:type="dxa" w:w="80"/>
-              <w:left w:type="dxa" w:w="120"/>
-              <w:bottom w:type="dxa" w:w="80"/>
-              <w:right w:type="dxa" w:w="120"/>
-            </w:tcMar>
-            <w:vAlign w:val="top"/>
-          </w:tcPr>
-          <w:p>
-            <w:pPr>
-              <w:jc w:val="left"/>
-            </w:pPr>
-            <w:r>
-              <w:rPr>
-                <w:b w:val="false"/>
-                <w:bCs w:val="false"/>
-                <w:color w:val="000000"/>
-                <w:sz w:val="18"/>
-                <w:szCs w:val="18"/>
-              </w:rPr>
-              <w:t xml:space="preserve">Body trimmed ~6,450 → ~4,800 words (~26%); cross-section redundancy consolidated. Residual gap to 4,000 may need further author-directed cuts.</w:t>
-            </w:r>
-          </w:p>
-        </w:tc>
-      </w:tr>
     </w:tbl>
     <w:p>
       <w:pPr>
@@ -10226,318 +9809,6 @@
                 <w:szCs w:val="18"/>
               </w:rPr>
               <w:t xml:space="preserve">NOT STARTED</w:t>
-            </w:r>
-          </w:p>
-        </w:tc>
-      </w:tr>
-      <w:tr>
-        <w:tc>
-          <w:tcPr>
-            <w:tcW w:type="dxa" w:w="600"/>
-            <w:tcBorders>
-              <w:top w:val="single" w:color="CCCCCC" w:sz="1"/>
-              <w:left w:val="single" w:color="CCCCCC" w:sz="1"/>
-              <w:bottom w:val="single" w:color="CCCCCC" w:sz="1"/>
-              <w:right w:val="single" w:color="CCCCCC" w:sz="1"/>
-            </w:tcBorders>
-            <w:shd w:fill="E8F5E9" w:val="clear"/>
-            <w:tcMar>
-              <w:top w:type="dxa" w:w="80"/>
-              <w:left w:type="dxa" w:w="80"/>
-              <w:bottom w:type="dxa" w:w="80"/>
-              <w:right w:type="dxa" w:w="80"/>
-            </w:tcMar>
-          </w:tcPr>
-          <w:p>
-            <w:pPr>
-              <w:jc w:val="center"/>
-            </w:pPr>
-            <w:r>
-              <w:rPr>
-                <w:rFonts w:ascii="Arial" w:cs="Arial" w:eastAsia="Arial" w:hAnsi="Arial"/>
-                <w:b/>
-                <w:bCs/>
-                <w:color w:val="375623"/>
-                <w:sz w:val="20"/>
-                <w:szCs w:val="20"/>
-              </w:rPr>
-              <w:t xml:space="preserve">✓</w:t>
-            </w:r>
-          </w:p>
-        </w:tc>
-        <w:tc>
-          <w:tcPr>
-            <w:tcW w:type="dxa" w:w="6000"/>
-            <w:tcBorders>
-              <w:top w:val="single" w:color="CCCCCC" w:sz="1"/>
-              <w:left w:val="single" w:color="CCCCCC" w:sz="1"/>
-              <w:bottom w:val="single" w:color="CCCCCC" w:sz="1"/>
-              <w:right w:val="single" w:color="CCCCCC" w:sz="1"/>
-            </w:tcBorders>
-            <w:shd w:fill="E8F5E9" w:val="clear"/>
-            <w:tcMar>
-              <w:top w:type="dxa" w:w="80"/>
-              <w:left w:type="dxa" w:w="120"/>
-              <w:bottom w:type="dxa" w:w="80"/>
-              <w:right w:type="dxa" w:w="120"/>
-            </w:tcMar>
-            <w:vAlign w:val="top"/>
-          </w:tcPr>
-          <w:p>
-            <w:pPr>
-              <w:jc w:val="left"/>
-            </w:pPr>
-            <w:r>
-              <w:rPr>
-                <w:b w:val="false"/>
-                <w:bCs w:val="false"/>
-                <w:color w:val="000000"/>
-                <w:sz w:val="18"/>
-                <w:szCs w:val="18"/>
-              </w:rPr>
-              <w:t xml:space="preserve">U-T-I-O Alignment Index added (Methods Eq. 2; Results Figure 2) — resolves framework-vs-evaluation review point</w:t>
-            </w:r>
-          </w:p>
-        </w:tc>
-        <w:tc>
-          <w:tcPr>
-            <w:tcW w:type="dxa" w:w="2760"/>
-            <w:tcBorders>
-              <w:top w:val="single" w:color="CCCCCC" w:sz="1"/>
-              <w:left w:val="single" w:color="CCCCCC" w:sz="1"/>
-              <w:bottom w:val="single" w:color="CCCCCC" w:sz="1"/>
-              <w:right w:val="single" w:color="CCCCCC" w:sz="1"/>
-            </w:tcBorders>
-            <w:shd w:fill="E8F5E9" w:val="clear"/>
-            <w:tcMar>
-              <w:top w:type="dxa" w:w="80"/>
-              <w:left w:type="dxa" w:w="120"/>
-              <w:bottom w:type="dxa" w:w="80"/>
-              <w:right w:type="dxa" w:w="120"/>
-            </w:tcMar>
-            <w:vAlign w:val="top"/>
-          </w:tcPr>
-          <w:p>
-            <w:pPr>
-              <w:jc w:val="left"/>
-            </w:pPr>
-            <w:r>
-              <w:rPr>
-                <w:b/>
-                <w:bCs/>
-                <w:color w:val="375623"/>
-                <w:sz w:val="18"/>
-                <w:szCs w:val="18"/>
-              </w:rPr>
-              <w:t xml:space="preserve">Complete (hybrid revision)</w:t>
-            </w:r>
-          </w:p>
-        </w:tc>
-      </w:tr>
-      <w:tr>
-        <w:tc>
-          <w:tcPr>
-            <w:tcW w:type="dxa" w:w="600"/>
-            <w:tcBorders>
-              <w:top w:val="single" w:color="CCCCCC" w:sz="1"/>
-              <w:left w:val="single" w:color="CCCCCC" w:sz="1"/>
-              <w:bottom w:val="single" w:color="CCCCCC" w:sz="1"/>
-              <w:right w:val="single" w:color="CCCCCC" w:sz="1"/>
-            </w:tcBorders>
-            <w:shd w:fill="E8F5E9" w:val="clear"/>
-            <w:tcMar>
-              <w:top w:type="dxa" w:w="80"/>
-              <w:left w:type="dxa" w:w="80"/>
-              <w:bottom w:type="dxa" w:w="80"/>
-              <w:right w:type="dxa" w:w="80"/>
-            </w:tcMar>
-          </w:tcPr>
-          <w:p>
-            <w:pPr>
-              <w:jc w:val="center"/>
-            </w:pPr>
-            <w:r>
-              <w:rPr>
-                <w:rFonts w:ascii="Arial" w:cs="Arial" w:eastAsia="Arial" w:hAnsi="Arial"/>
-                <w:b/>
-                <w:bCs/>
-                <w:color w:val="375623"/>
-                <w:sz w:val="20"/>
-                <w:szCs w:val="20"/>
-              </w:rPr>
-              <w:t xml:space="preserve">✓</w:t>
-            </w:r>
-          </w:p>
-        </w:tc>
-        <w:tc>
-          <w:tcPr>
-            <w:tcW w:type="dxa" w:w="6000"/>
-            <w:tcBorders>
-              <w:top w:val="single" w:color="CCCCCC" w:sz="1"/>
-              <w:left w:val="single" w:color="CCCCCC" w:sz="1"/>
-              <w:bottom w:val="single" w:color="CCCCCC" w:sz="1"/>
-              <w:right w:val="single" w:color="CCCCCC" w:sz="1"/>
-            </w:tcBorders>
-            <w:shd w:fill="E8F5E9" w:val="clear"/>
-            <w:tcMar>
-              <w:top w:type="dxa" w:w="80"/>
-              <w:left w:type="dxa" w:w="120"/>
-              <w:bottom w:type="dxa" w:w="80"/>
-              <w:right w:type="dxa" w:w="120"/>
-            </w:tcMar>
-            <w:vAlign w:val="top"/>
-          </w:tcPr>
-          <w:p>
-            <w:pPr>
-              <w:jc w:val="left"/>
-            </w:pPr>
-            <w:r>
-              <w:rPr>
-                <w:b w:val="false"/>
-                <w:bCs w:val="false"/>
-                <w:color w:val="000000"/>
-                <w:sz w:val="18"/>
-                <w:szCs w:val="18"/>
-              </w:rPr>
-              <w:t xml:space="preserve">Table/figure budget within IJMI limits (3 tables, 2 figures)</w:t>
-            </w:r>
-          </w:p>
-        </w:tc>
-        <w:tc>
-          <w:tcPr>
-            <w:tcW w:type="dxa" w:w="2760"/>
-            <w:tcBorders>
-              <w:top w:val="single" w:color="CCCCCC" w:sz="1"/>
-              <w:left w:val="single" w:color="CCCCCC" w:sz="1"/>
-              <w:bottom w:val="single" w:color="CCCCCC" w:sz="1"/>
-              <w:right w:val="single" w:color="CCCCCC" w:sz="1"/>
-            </w:tcBorders>
-            <w:shd w:fill="E8F5E9" w:val="clear"/>
-            <w:tcMar>
-              <w:top w:type="dxa" w:w="80"/>
-              <w:left w:type="dxa" w:w="120"/>
-              <w:bottom w:type="dxa" w:w="80"/>
-              <w:right w:type="dxa" w:w="120"/>
-            </w:tcMar>
-            <w:vAlign w:val="top"/>
-          </w:tcPr>
-          <w:p>
-            <w:pPr>
-              <w:jc w:val="left"/>
-            </w:pPr>
-            <w:r>
-              <w:rPr>
-                <w:b/>
-                <w:bCs/>
-                <w:color w:val="375623"/>
-                <w:sz w:val="18"/>
-                <w:szCs w:val="18"/>
-              </w:rPr>
-              <w:t xml:space="preserve">Complete (hybrid revision)</w:t>
-            </w:r>
-          </w:p>
-        </w:tc>
-      </w:tr>
-      <w:tr>
-        <w:tc>
-          <w:tcPr>
-            <w:tcW w:type="dxa" w:w="600"/>
-            <w:tcBorders>
-              <w:top w:val="single" w:color="CCCCCC" w:sz="1"/>
-              <w:left w:val="single" w:color="CCCCCC" w:sz="1"/>
-              <w:bottom w:val="single" w:color="CCCCCC" w:sz="1"/>
-              <w:right w:val="single" w:color="CCCCCC" w:sz="1"/>
-            </w:tcBorders>
-            <w:shd w:fill="FFF3CD" w:val="clear"/>
-            <w:tcMar>
-              <w:top w:type="dxa" w:w="80"/>
-              <w:left w:type="dxa" w:w="80"/>
-              <w:bottom w:type="dxa" w:w="80"/>
-              <w:right w:type="dxa" w:w="80"/>
-            </w:tcMar>
-          </w:tcPr>
-          <w:p>
-            <w:pPr>
-              <w:jc w:val="center"/>
-            </w:pPr>
-            <w:r>
-              <w:rPr>
-                <w:rFonts w:ascii="Arial" w:cs="Arial" w:eastAsia="Arial" w:hAnsi="Arial"/>
-                <w:b/>
-                <w:bCs/>
-                <w:color w:val="C55A11"/>
-                <w:sz w:val="20"/>
-                <w:szCs w:val="20"/>
-              </w:rPr>
-              <w:t xml:space="preserve">!</w:t>
-            </w:r>
-          </w:p>
-        </w:tc>
-        <w:tc>
-          <w:tcPr>
-            <w:tcW w:type="dxa" w:w="6000"/>
-            <w:tcBorders>
-              <w:top w:val="single" w:color="CCCCCC" w:sz="1"/>
-              <w:left w:val="single" w:color="CCCCCC" w:sz="1"/>
-              <w:bottom w:val="single" w:color="CCCCCC" w:sz="1"/>
-              <w:right w:val="single" w:color="CCCCCC" w:sz="1"/>
-            </w:tcBorders>
-            <w:shd w:fill="FFF3CD" w:val="clear"/>
-            <w:tcMar>
-              <w:top w:type="dxa" w:w="80"/>
-              <w:left w:type="dxa" w:w="120"/>
-              <w:bottom w:type="dxa" w:w="80"/>
-              <w:right w:type="dxa" w:w="120"/>
-            </w:tcMar>
-            <w:vAlign w:val="top"/>
-          </w:tcPr>
-          <w:p>
-            <w:pPr>
-              <w:jc w:val="left"/>
-            </w:pPr>
-            <w:r>
-              <w:rPr>
-                <w:b w:val="false"/>
-                <w:bCs w:val="false"/>
-                <w:color w:val="000000"/>
-                <w:sz w:val="18"/>
-                <w:szCs w:val="18"/>
-              </w:rPr>
-              <w:t xml:space="preserve">Body within IJMI 4,000-word full-text limit</w:t>
-            </w:r>
-          </w:p>
-        </w:tc>
-        <w:tc>
-          <w:tcPr>
-            <w:tcW w:type="dxa" w:w="2760"/>
-            <w:tcBorders>
-              <w:top w:val="single" w:color="CCCCCC" w:sz="1"/>
-              <w:left w:val="single" w:color="CCCCCC" w:sz="1"/>
-              <w:bottom w:val="single" w:color="CCCCCC" w:sz="1"/>
-              <w:right w:val="single" w:color="CCCCCC" w:sz="1"/>
-            </w:tcBorders>
-            <w:shd w:fill="FFF3CD" w:val="clear"/>
-            <w:tcMar>
-              <w:top w:type="dxa" w:w="80"/>
-              <w:left w:type="dxa" w:w="120"/>
-              <w:bottom w:type="dxa" w:w="80"/>
-              <w:right w:type="dxa" w:w="120"/>
-            </w:tcMar>
-            <w:vAlign w:val="top"/>
-          </w:tcPr>
-          <w:p>
-            <w:pPr>
-              <w:jc w:val="left"/>
-            </w:pPr>
-            <w:r>
-              <w:rPr>
-                <w:b/>
-                <w:bCs/>
-                <w:color w:val="C55A11"/>
-                <w:sz w:val="18"/>
-                <w:szCs w:val="18"/>
-              </w:rPr>
-              <w:t xml:space="preserve">IN PROGRESS — ~4,800; near target</w:t>
             </w:r>
           </w:p>
         </w:tc>
